--- a/reports/分报告/02_算法报告_Z-N反应曲线法.docx
+++ b/reports/分报告/02_算法报告_Z-N反应曲线法.docx
@@ -18,6 +18,52 @@
       </w:r>
     </w:p>
     <w:p/>
+    <w:p>
+      <w:pPr>
+        <w:spacing w:after="40"/>
+        <w:ind w:left="340"/>
+      </w:pPr>
+      <w:r>
+        <w:rPr>
+          <w:rFonts w:ascii="微软雅黑" w:hAnsi="微软雅黑" w:eastAsia="微软雅黑"/>
+          <w:b/>
+          <w:i w:val="0"/>
+          <w:color w:val="595959"/>
+          <w:sz w:val="19"/>
+        </w:rPr>
+        <w:t>30 秒看懂</w:t>
+      </w:r>
+      <w:r>
+        <w:rPr>
+          <w:rFonts w:ascii="微软雅黑" w:hAnsi="微软雅黑" w:eastAsia="微软雅黑"/>
+          <w:b w:val="0"/>
+          <w:i w:val="0"/>
+          <w:color w:val="595959"/>
+          <w:sz w:val="19"/>
+        </w:rPr>
+        <w:t>：最老、最经典的整定公式——做一次阶跃试验拟合出三个数，代入公式就得到 Kp/Ti，全程不到 1 秒。它是本项目的"地板线"：所有 AI 方法都要先证明比它强。想自己跑：</w:t>
+      </w:r>
+      <w:r>
+        <w:rPr>
+          <w:rFonts w:ascii="Consolas" w:hAnsi="Consolas" w:eastAsia="微软雅黑"/>
+          <w:b w:val="0"/>
+          <w:i w:val="0"/>
+          <w:color w:val="A31515"/>
+          <w:sz w:val="17"/>
+        </w:rPr>
+        <w:t>python run.py pipeline --quick</w:t>
+      </w:r>
+      <w:r>
+        <w:rPr>
+          <w:rFonts w:ascii="微软雅黑" w:hAnsi="微软雅黑" w:eastAsia="微软雅黑"/>
+          <w:b w:val="0"/>
+          <w:i w:val="0"/>
+          <w:color w:val="595959"/>
+          <w:sz w:val="19"/>
+        </w:rPr>
+        <w:t xml:space="preserve"> 跑完就有它的完整结果。</w:t>
+      </w:r>
+    </w:p>
     <w:p>
       <w:pPr>
         <w:spacing w:after="80"/>
@@ -183,7 +229,7 @@
                 <w:i w:val="0"/>
                 <w:sz w:val="18"/>
               </w:rPr>
-              <w:t>稳定工况下一次压缩机容量阶跃试验的温度响应序列（本演示：168 h 虚拟阶跃，5 min 采样；真机可由 commissioning 试验或 BMS 历史拟合得到）</w:t>
+              <w:t>稳定工况下一次压缩机容量阶跃试验的温度响应序列（本演示：168 h 虚拟阶跃，5 min 采样；真机可由调试试验或 BMS 历史拟合得到）</w:t>
             </w:r>
           </w:p>
         </w:tc>
@@ -313,7 +359,7 @@
       <w:r>
         <w:drawing>
           <wp:inline xmlns:a="http://schemas.openxmlformats.org/drawingml/2006/main" xmlns:pic="http://schemas.openxmlformats.org/drawingml/2006/picture">
-            <wp:extent cx="2819400" cy="280416"/>
+            <wp:extent cx="2685288" cy="310896"/>
             <wp:docPr id="1" name="Picture 1"/>
             <wp:cNvGraphicFramePr>
               <a:graphicFrameLocks noChangeAspect="1"/>
@@ -334,7 +380,7 @@
                   <pic:spPr>
                     <a:xfrm>
                       <a:off x="0" y="0"/>
-                      <a:ext cx="2819400" cy="280416"/>
+                      <a:ext cx="2685288" cy="310896"/>
                     </a:xfrm>
                     <a:prstGeom prst="rect"/>
                   </pic:spPr>
@@ -361,7 +407,7 @@
       <w:r>
         <w:drawing>
           <wp:inline xmlns:a="http://schemas.openxmlformats.org/drawingml/2006/main" xmlns:pic="http://schemas.openxmlformats.org/drawingml/2006/picture">
-            <wp:extent cx="1411224" cy="207264"/>
+            <wp:extent cx="1386840" cy="231648"/>
             <wp:docPr id="2" name="Picture 2"/>
             <wp:cNvGraphicFramePr>
               <a:graphicFrameLocks noChangeAspect="1"/>
@@ -382,7 +428,7 @@
                   <pic:spPr>
                     <a:xfrm>
                       <a:off x="0" y="0"/>
-                      <a:ext cx="1411224" cy="207264"/>
+                      <a:ext cx="1386840" cy="231648"/>
                     </a:xfrm>
                     <a:prstGeom prst="rect"/>
                   </pic:spPr>
@@ -404,7 +450,7 @@
       <w:r>
         <w:drawing>
           <wp:inline xmlns:a="http://schemas.openxmlformats.org/drawingml/2006/main" xmlns:pic="http://schemas.openxmlformats.org/drawingml/2006/picture">
-            <wp:extent cx="643128" cy="173736"/>
+            <wp:extent cx="633984" cy="173736"/>
             <wp:docPr id="3" name="Picture 3"/>
             <wp:cNvGraphicFramePr>
               <a:graphicFrameLocks noChangeAspect="1"/>
@@ -425,7 +471,7 @@
                   <pic:spPr>
                     <a:xfrm>
                       <a:off x="0" y="0"/>
-                      <a:ext cx="643128" cy="173736"/>
+                      <a:ext cx="633984" cy="173736"/>
                     </a:xfrm>
                     <a:prstGeom prst="rect"/>
                   </pic:spPr>
@@ -447,7 +493,7 @@
       <w:r>
         <w:drawing>
           <wp:inline xmlns:a="http://schemas.openxmlformats.org/drawingml/2006/main" xmlns:pic="http://schemas.openxmlformats.org/drawingml/2006/picture">
-            <wp:extent cx="835152" cy="185928"/>
+            <wp:extent cx="819912" cy="176784"/>
             <wp:docPr id="4" name="Picture 4"/>
             <wp:cNvGraphicFramePr>
               <a:graphicFrameLocks noChangeAspect="1"/>
@@ -468,7 +514,7 @@
                   <pic:spPr>
                     <a:xfrm>
                       <a:off x="0" y="0"/>
-                      <a:ext cx="835152" cy="185928"/>
+                      <a:ext cx="819912" cy="176784"/>
                     </a:xfrm>
                     <a:prstGeom prst="rect"/>
                   </pic:spPr>
@@ -494,7 +540,7 @@
           <w:i w:val="0"/>
           <w:sz w:val="21"/>
         </w:rPr>
-        <w:t>两个原值都被工程安全边界截断</w:t>
+        <w:t>两个原值都超过了工程允许范围</w:t>
       </w:r>
       <w:r>
         <w:rPr>
@@ -503,7 +549,7 @@
           <w:i w:val="0"/>
           <w:sz w:val="21"/>
         </w:rPr>
-        <w:t xml:space="preserve">（Kp∈[0.002, 1.5]，Ki∈[1e-5, 0.08]），v3 实际部署 </w:t>
+        <w:t xml:space="preserve">（Kp∈[0.002, 1.5]，Ki∈[1e-5, 0.08]），v3 实际采用 </w:t>
       </w:r>
       <w:r>
         <w:rPr>
@@ -521,7 +567,7 @@
           <w:i w:val="0"/>
           <w:sz w:val="21"/>
         </w:rPr>
-        <w:t>——这本身已暗示公式对本对象过于激进。</w:t>
+        <w:t>——公式还没用就被限幅砍了一刀，这本身就说明它对本对象过于激进。</w:t>
       </w:r>
     </w:p>
     <w:p>
@@ -2204,7 +2250,7 @@
           <w:i w:val="0"/>
           <w:sz w:val="21"/>
         </w:rPr>
-        <w:t>落地建议：仅作基线对照与教学演示，不建议直接部署；ESP32 演示中该候选被验收门拒绝、回退 IMC，是设计内的安全行为。</w:t>
+        <w:t>落地建议：只用作基线对照和教学演示，不建议直接部署；ESP32 演示里这组参数没通过上线检查，实际用的是 IMC——这是故意这样设计的，宁可保守也不让激进参数上机。</w:t>
       </w:r>
     </w:p>
     <w:p>
@@ -2407,7 +2453,7 @@
                 <w:color w:val="A31515"/>
                 <w:sz w:val="16"/>
               </w:rPr>
-              <w:t>outputs/case_timeseries.csv</w:t>
+              <w:t>outputs_review_v3/case_timeseries.csv</w:t>
             </w:r>
           </w:p>
         </w:tc>
@@ -2704,7 +2750,7 @@
                 <w:i w:val="0"/>
                 <w:sz w:val="18"/>
               </w:rPr>
-              <w:t>Z-N 反应曲线 PI 公式实现（含公共安全边界限幅）</w:t>
+              <w:t>Z-N 反应曲线 PI 公式实现（含公共参数边界限幅）</w:t>
             </w:r>
           </w:p>
         </w:tc>
